--- a/tarea 9/control-despensa-api/evidencia/Evidencias.docx
+++ b/tarea 9/control-despensa-api/evidencia/Evidencias.docx
@@ -791,10 +791,10 @@
     <w:p>
       <w:r>
         <w:drawing>
-          <wp:inline distT="0" distB="0" distL="0" distR="0" wp14:anchorId="3F880FBC" wp14:editId="236B18A8">
-            <wp:extent cx="6858000" cy="3984625"/>
-            <wp:effectExtent l="0" t="0" r="0" b="0"/>
-            <wp:docPr id="17" name="Imagen 17"/>
+          <wp:inline distT="0" distB="0" distL="0" distR="0" wp14:anchorId="09B75D8C" wp14:editId="0E7C955A">
+            <wp:extent cx="6858000" cy="3615055"/>
+            <wp:effectExtent l="0" t="0" r="0" b="4445"/>
+            <wp:docPr id="1" name="Imagen 1"/>
             <wp:cNvGraphicFramePr>
               <a:graphicFrameLocks xmlns:a="http://schemas.openxmlformats.org/drawingml/2006/main" noChangeAspect="1"/>
             </wp:cNvGraphicFramePr>
@@ -814,7 +814,7 @@
                   <pic:spPr>
                     <a:xfrm>
                       <a:off x="0" y="0"/>
-                      <a:ext cx="6858000" cy="3984625"/>
+                      <a:ext cx="6858000" cy="3615055"/>
                     </a:xfrm>
                     <a:prstGeom prst="rect">
                       <a:avLst/>
@@ -827,6 +827,7 @@
         </w:drawing>
       </w:r>
     </w:p>
+    <w:p/>
     <w:p/>
     <w:p/>
     <w:p/>
